--- a/index.docx
+++ b/index.docx
@@ -7,7 +7,7 @@
         <w:pStyle w:val="Title"/>
       </w:pPr>
       <w:r>
-        <w:t xml:space="preserve">Demo Stylish Article</w:t>
+        <w:t xml:space="preserve">Native and non-native avian influence on the soundscape of Tahiti</w:t>
       </w:r>
     </w:p>
     <w:p>
@@ -31,7 +31,7 @@
         <w:pStyle w:val="Abstract"/>
       </w:pPr>
       <w:r>
-        <w:t xml:space="preserve">Document pour le début de rédaction de l’article sur Tahiti Soundscape</w:t>
+        <w:t xml:space="preserve">Brouillon rédaction introduction et méthode pour l’article Tahiti Soundscape</w:t>
       </w:r>
     </w:p>
     <w:sdt>
@@ -78,7 +78,7 @@
           <w:i/>
           <w:iCs/>
         </w:rPr>
-        <w:t xml:space="preserve">Oceanic island urbanisation and non -native species invasion</w:t>
+        <w:t xml:space="preserve">Oceanic island urbanisation and species invasion</w:t>
       </w:r>
     </w:p>
     <w:p>
@@ -92,7 +92,7 @@
         <w:t xml:space="preserve"> </w:t>
       </w:r>
       <w:r>
-        <w:t xml:space="preserve">They so stands out as unique ecosystems useful to study the impacts of human activities</w:t>
+        <w:t xml:space="preserve">They stands out as unique ecosystems useful to study the impacts of human activities</w:t>
       </w:r>
       <w:r>
         <w:t xml:space="preserve"> </w:t>
@@ -107,7 +107,7 @@
         <w:t xml:space="preserve"> </w:t>
       </w:r>
       <w:r>
-        <w:t xml:space="preserve">Oceanic island tends to be more sensitive to species introductions and extensive anthropogenic land-used modification</w:t>
+        <w:t xml:space="preserve">Oceanic island tends to be more sensitive to species introduction and extensive anthropogenic land-used modification</w:t>
       </w:r>
       <w:r>
         <w:t xml:space="preserve"> </w:t>
@@ -151,7 +151,7 @@
         <w:pStyle w:val="BodyText"/>
       </w:pPr>
       <w:r>
-        <w:t xml:space="preserve">Non-native birds are issued from specific families (e.g., Galliniformes,Columbidae, Fringillidae, Passeridae, Estrildidae and Sturnidae ..) mainly introduced for hunting and aesthetic purposes</w:t>
+        <w:t xml:space="preserve">Non-native birds are issued from specific families (e.g., Galliniformes,Columbidae, Fringillidae, Passeridae, Estrildidae and Sturnidae) mainly introduced for hunting and aesthetic purposes</w:t>
       </w:r>
       <w:r>
         <w:t xml:space="preserve"> </w:t>
@@ -166,7 +166,7 @@
         <w:t xml:space="preserve"> </w:t>
       </w:r>
       <w:r>
-        <w:t xml:space="preserve">These species show peculiar traits adapted to urban and agricultural landscapes, whereas native birds from oceanic island tends to mostly include species occuring in forests</w:t>
+        <w:t xml:space="preserve">These species show peculiar traits adapted to urban and agricultural landscapes, whereas native birds from oceanic island tends to mostly include species occurring in forests</w:t>
       </w:r>
       <w:r>
         <w:t xml:space="preserve"> </w:t>
@@ -181,7 +181,7 @@
         <w:t xml:space="preserve"> </w:t>
       </w:r>
       <w:r>
-        <w:t xml:space="preserve">Non-native species may outcompete native for essential ressources, and can affect population dynamic for native species</w:t>
+        <w:t xml:space="preserve">Non-native species may out-compete native for essential resources, and can affect population dynamic for native species</w:t>
       </w:r>
       <w:r>
         <w:t xml:space="preserve"> </w:t>
@@ -196,7 +196,7 @@
         <w:t xml:space="preserve"> </w:t>
       </w:r>
       <w:r>
-        <w:t xml:space="preserve">As shown with the introduction of the Japanese white eye in Hawai’i</w:t>
+        <w:t xml:space="preserve">As shown with the introduction of the Japanese white eye in Hawaii</w:t>
       </w:r>
       <w:r>
         <w:t xml:space="preserve"> </w:t>
@@ -211,21 +211,6 @@
         <w:t xml:space="preserve"> </w:t>
       </w:r>
       <w:r>
-        <w:t xml:space="preserve">Interspecific competition can stand as a strong driver for native non-native species assemblages</w:t>
-      </w:r>
-      <w:r>
-        <w:t xml:space="preserve"> </w:t>
-      </w:r>
-      <w:r>
-        <w:t xml:space="preserve">(McGill et al. 2006)</w:t>
-      </w:r>
-      <w:r>
-        <w:t xml:space="preserve">.</w:t>
-      </w:r>
-      <w:r>
-        <w:t xml:space="preserve"> </w:t>
-      </w:r>
-      <w:r>
         <w:t xml:space="preserve">Combined effect of the growing loss of native ecosystems and continued introduction of birds species, especially of forest-dwelling birds, intensify non-native competition threats</w:t>
       </w:r>
       <w:r>
@@ -241,7 +226,7 @@
         <w:t xml:space="preserve"> </w:t>
       </w:r>
       <w:r>
-        <w:t xml:space="preserve">Moreover, the introduction of functionnaly similar species, promotes negative impact through functionnal homogenisation of island bird assemblages</w:t>
+        <w:t xml:space="preserve">Moreover, the introduction of functionally similar species, promotes negative impact through homogenisation of island bird assemblages</w:t>
       </w:r>
       <w:r>
         <w:t xml:space="preserve"> </w:t>
@@ -285,7 +270,7 @@
         <w:t xml:space="preserve"> </w:t>
       </w:r>
       <w:r>
-        <w:t xml:space="preserve">The soundscape incorpore all components, classified according to the sound sources: geophony (climate and geography), biophony (all living organisms), and anthrophony (human activities)</w:t>
+        <w:t xml:space="preserve">The soundscape comprehend all components, classified according to the sound sources: geophony (climate and geography), biophony (all living organisms), and anthropophony (human activities)</w:t>
       </w:r>
       <w:r>
         <w:t xml:space="preserve"> </w:t>
@@ -300,7 +285,7 @@
         <w:t xml:space="preserve"> </w:t>
       </w:r>
       <w:r>
-        <w:t xml:space="preserve">Complexity of these acoustic emissions can be characterise via acoustic indices that creates a numeric summary of the soundscape</w:t>
+        <w:t xml:space="preserve">Complexity of these acoustic emissions can be characterize via acoustic indices that creates a numeric summary of the soundscape</w:t>
       </w:r>
       <w:r>
         <w:t xml:space="preserve"> </w:t>
@@ -380,13 +365,13 @@
         <w:pStyle w:val="BodyText"/>
       </w:pPr>
       <w:r>
-        <w:t xml:space="preserve">In oceanic islands, ecological complexity is threatened by human pressure (urbanisation, invasion).</w:t>
-      </w:r>
-      <w:r>
-        <w:t xml:space="preserve"> </w:t>
-      </w:r>
-      <w:r>
-        <w:t xml:space="preserve">Soundscape studies offers a good tool to monitor invasions, extinction, and assemblage turnover</w:t>
+        <w:t xml:space="preserve">In oceanic islands, ecological complexity is threatened by human pressure through urbanization and invasion.</w:t>
+      </w:r>
+      <w:r>
+        <w:t xml:space="preserve"> </w:t>
+      </w:r>
+      <w:r>
+        <w:t xml:space="preserve">Soundscape study offers a good tool to monitor species invasion, extinction, and assemblage turnover</w:t>
       </w:r>
       <w:r>
         <w:t xml:space="preserve"> </w:t>
@@ -401,7 +386,7 @@
         <w:t xml:space="preserve"> </w:t>
       </w:r>
       <w:r>
-        <w:t xml:space="preserve">Such example exist with the study of an invasive ant leading to impoverishment of the soundscape in New Caledonian forests</w:t>
+        <w:t xml:space="preserve">Such example exist with the study of an invasive ant leading to impoverishment of the soundscape in New Caledonia forests</w:t>
       </w:r>
       <w:r>
         <w:t xml:space="preserve"> </w:t>
@@ -431,7 +416,7 @@
         <w:t xml:space="preserve"> </w:t>
       </w:r>
       <w:r>
-        <w:t xml:space="preserve">In oceanic islands, acoustic communities are modified by non-native species introduction, having strong implications for native species acoutic habitat and their soundtope quality modification</w:t>
+        <w:t xml:space="preserve">Acoustic communities are modified by non-native species introduction, with strong implications for native species acoustic habitat and their soundtope quality</w:t>
       </w:r>
       <w:r>
         <w:t xml:space="preserve"> </w:t>
@@ -446,7 +431,7 @@
         <w:t xml:space="preserve"> </w:t>
       </w:r>
       <w:r>
-        <w:t xml:space="preserve">The soundtope represent the acoustic pattern created by the distribution of biophonies</w:t>
+        <w:t xml:space="preserve">The soundtope represent the acoustic pattern created by the distribution of biophony emissions</w:t>
       </w:r>
       <w:r>
         <w:t xml:space="preserve"> </w:t>
@@ -461,7 +446,7 @@
         <w:t xml:space="preserve"> </w:t>
       </w:r>
       <w:r>
-        <w:t xml:space="preserve">Whereas the acoustic habitat incorpore the soundtope and add the environmental acoustic conditions in which the species assemblage is leaving</w:t>
+        <w:t xml:space="preserve">Whereas the acoustic habitat encompass the soundtope and add the environmental acoustic conditions in which the species assemblage is leaving</w:t>
       </w:r>
       <w:r>
         <w:t xml:space="preserve"> </w:t>
@@ -490,7 +475,7 @@
         <w:pStyle w:val="BodyText"/>
       </w:pPr>
       <w:r>
-        <w:t xml:space="preserve">Recent studies have pointed out the potential importance of invasive species as underappreciated source of novel noise, that could alter acoustic communication among native species</w:t>
+        <w:t xml:space="preserve">Recent studies have pointed out the potential importance of invasive species as an under appreciated source of novel noise, that could alter acoustic communication among native species</w:t>
       </w:r>
       <w:r>
         <w:t xml:space="preserve"> </w:t>
@@ -526,13 +511,13 @@
         <w:t xml:space="preserve"> </w:t>
       </w:r>
       <w:r>
-        <w:t xml:space="preserve">So, acoustic interferences are anticipated to lessened on islands.</w:t>
-      </w:r>
-      <w:r>
-        <w:t xml:space="preserve"> </w:t>
-      </w:r>
-      <w:r>
-        <w:t xml:space="preserve">Yet, introduction of non-native species are numerous and is expected to continue to increase in islands</w:t>
+        <w:t xml:space="preserve">So, acoustic interference are anticipated to lessened on islands.</w:t>
+      </w:r>
+      <w:r>
+        <w:t xml:space="preserve"> </w:t>
+      </w:r>
+      <w:r>
+        <w:t xml:space="preserve">Yet, introduction of non-native species are numerous and are expected to continue to increase in islands</w:t>
       </w:r>
       <w:r>
         <w:t xml:space="preserve"> </w:t>
@@ -562,7 +547,7 @@
         <w:t xml:space="preserve"> </w:t>
       </w:r>
       <w:r>
-        <w:t xml:space="preserve">For example, over the course of one year, invasive Pekin Robins’ (</w:t>
+        <w:t xml:space="preserve">For example, over the course of one year, invasive Pekin Robins (</w:t>
       </w:r>
       <w:r>
         <w:rPr>
@@ -572,7 +557,7 @@
         <w:t xml:space="preserve">Leiothrix lutea</w:t>
       </w:r>
       <w:r>
-        <w:t xml:space="preserve">) calls made up 37% of all bird songs in a shrubland in their invaded range in Europe</w:t>
+        <w:t xml:space="preserve">) calls made up 37% of all bird songs in a shrubland of their invaded range in Europe</w:t>
       </w:r>
       <w:r>
         <w:t xml:space="preserve"> </w:t>
@@ -597,7 +582,7 @@
         <w:t xml:space="preserve">Acridotheres tristis</w:t>
       </w:r>
       <w:r>
-        <w:t xml:space="preserve">) seem to dominate the urban environments they have invaded (personal information from</w:t>
+        <w:t xml:space="preserve">) seem to dominate the urban environments they have invaded (personal information in</w:t>
       </w:r>
       <w:r>
         <w:t xml:space="preserve"> </w:t>
@@ -612,7 +597,7 @@
         <w:t xml:space="preserve"> </w:t>
       </w:r>
       <w:r>
-        <w:t xml:space="preserve">Plus, timing of calls between native and invasive are very similar, and may creates overlap, important for acoustic competition</w:t>
+        <w:t xml:space="preserve">Plus, timing of calls between native and invasive species are very similar, and may creates overlap, important for acoustic competition</w:t>
       </w:r>
       <w:r>
         <w:t xml:space="preserve"> </w:t>
@@ -626,7 +611,7 @@
         <w:pStyle w:val="BodyText"/>
       </w:pPr>
       <w:r>
-        <w:t xml:space="preserve">This novel biotic noises are quite attuned to mask vital information encoded in acoustic signals, and may impact frequencies, reduce perception and discrimination of the latter</w:t>
+        <w:t xml:space="preserve">This novel noises are quite attuned to mask vital information encoded in acoustic signals, and may impact frequencies, reduce perception and discrimination</w:t>
       </w:r>
       <w:r>
         <w:t xml:space="preserve"> </w:t>
@@ -671,7 +656,7 @@
         <w:t xml:space="preserve"> </w:t>
       </w:r>
       <w:r>
-        <w:t xml:space="preserve">Therefore, the calls of non-native species, can bring a significant avenue for acoustic competition with native species and may dominates insular soundscape which favored it’s homogenization</w:t>
+        <w:t xml:space="preserve">Therefore, the calls of non-native species, can bring a significant avenue for acoustic competition with native species and may dominate the insular soundscape and favored it’s homogenization</w:t>
       </w:r>
       <w:r>
         <w:t xml:space="preserve"> </w:t>
@@ -715,13 +700,13 @@
         <w:pStyle w:val="BodyText"/>
       </w:pPr>
       <w:r>
-        <w:t xml:space="preserve">Here, we sought to investigate the variation in saturation, intensity, complexity of signal emissions at the acoustic habitat and soundtope level of the soundscape, in relation to native/non-native bird assemblage and habitat factors, across the habitat gradients Tahiti.</w:t>
-      </w:r>
-      <w:r>
-        <w:t xml:space="preserve"> </w:t>
-      </w:r>
-      <w:r>
-        <w:t xml:space="preserve">We predicted that urbanisation gradients drives relevant acoustic indices results for the acoustic habitat level</w:t>
+        <w:t xml:space="preserve">Here, we sought to investigate patterns variation of signal emissions at the acoustic habitat and soundtope level in relation to native/non-native bird assemblage and habitat factors.</w:t>
+      </w:r>
+      <w:r>
+        <w:t xml:space="preserve"> </w:t>
+      </w:r>
+      <w:r>
+        <w:t xml:space="preserve">We predicted that urbanization gradients drives relevant acoustic indices results for the acoustic habitat level</w:t>
       </w:r>
       <w:r>
         <w:t xml:space="preserve"> </w:t>
@@ -736,13 +721,22 @@
         <w:t xml:space="preserve"> </w:t>
       </w:r>
       <w:r>
-        <w:t xml:space="preserve">We also predicted that differences in bird assemblage would drive the variation at the soundtope level, and that non-native species in these assemblages have higher implication in acoustic indices computation compared to native species.</w:t>
-      </w:r>
-      <w:r>
-        <w:t xml:space="preserve"> </w:t>
-      </w:r>
-      <w:r>
-        <w:t xml:space="preserve">Given that urbanisation gradient and non-native dominated assemblage represents a combined effect.</w:t>
+        <w:t xml:space="preserve">We also predicted that differences in bird assemblage compel the variation at the soundtope level, and that non-native species in these assemblages have higher implication in acoustic indices computation compared to native species.</w:t>
+      </w:r>
+      <w:r>
+        <w:t xml:space="preserve"> </w:t>
+      </w:r>
+      <w:r>
+        <w:t xml:space="preserve">Given that urbanization gradient and non-native dominated assemblage represents a combined effect on oceanic islands</w:t>
+      </w:r>
+      <w:r>
+        <w:t xml:space="preserve"> </w:t>
+      </w:r>
+      <w:r>
+        <w:t xml:space="preserve">(Soares et al. 2021)</w:t>
+      </w:r>
+      <w:r>
+        <w:t xml:space="preserve">.</w:t>
       </w:r>
       <w:r>
         <w:t xml:space="preserve"> </w:t>
@@ -799,22 +793,25 @@
         <w:t xml:space="preserve"> </w:t>
       </w:r>
       <w:r>
-        <w:t xml:space="preserve">The climate is tropical with an average annual temperature of 26,5 °C and annual rainfall of 1700 mm in the coastal plain of the leeward coast of Tahiti Nui, reaching 4000 mm on the windward coast and Tahiti Iti, and up to 8000 mm in the center of Tahiti Nui (Laurent source quoin atlas meteorologique accès?).</w:t>
-      </w:r>
-      <w:r>
-        <w:t xml:space="preserve"> </w:t>
-      </w:r>
-      <w:r>
-        <w:t xml:space="preserve">Islands of the Pacific ocean undergoes strong impoverishment with numerous bird extinctions due to first Polynesian arrival in the 13th century and Europeans in the 18th century (Thibault 1988).</w:t>
+        <w:t xml:space="preserve">The climate is tropical with an average annual temperature of 26,5 °C and annual rainfall of 1700 mm in the coastal plain of the leeward coast of Tahiti Nui, reaching 4000 mm on the windward coast and Tahiti Iti, and up to 8000 mm in the center of Tahiti Nui (Laurent source qu’est ce qui est pertinent, atlas meteorologique quels accès?).</w:t>
+      </w:r>
+      <w:r>
+        <w:t xml:space="preserve"> </w:t>
+      </w:r>
+      <w:r>
+        <w:t xml:space="preserve">Islands of the Pacific ocean undergoed strong impoverishment with numerous bird extinctions due to first Polynesian arrival in the 13th century and Europeans in the 18th century (Thibault 1988)</w:t>
       </w:r>
       <w:r>
         <w:t xml:space="preserve">(Bellwood 1978; Monnet et al. 1993; Steadman 1995)</w:t>
       </w:r>
       <w:r>
-        <w:t xml:space="preserve"> </w:t>
-      </w:r>
-      <w:r>
-        <w:t xml:space="preserve">From 1960 to 1990, strong habitat modification took places due to development, costal urbanisation and forest clearance (Blanchet 1986)</w:t>
+        <w:t xml:space="preserve">.</w:t>
+      </w:r>
+      <w:r>
+        <w:t xml:space="preserve"> </w:t>
+      </w:r>
+      <w:r>
+        <w:t xml:space="preserve">From 1960 to 1990, strong habitat modification took places due to development, coastal urbanization and forest clearance (Blanchet 1986)</w:t>
       </w:r>
       <w:r>
         <w:t xml:space="preserve">(Monnet et al. 1993)</w:t>
@@ -838,7 +835,7 @@
         <w:t xml:space="preserve"> </w:t>
       </w:r>
       <w:r>
-        <w:t xml:space="preserve">terrestrials bird species occurs, 12 of them are non-native</w:t>
+        <w:t xml:space="preserve">terrestrial bird species occurs, 12 of them are non-native</w:t>
       </w:r>
       <w:r>
         <w:t xml:space="preserve"> </w:t>
@@ -859,6 +856,21 @@
         <w:t xml:space="preserve"> </w:t>
       </w:r>
       <w:r>
+        <w:t xml:space="preserve">(Soares et al. 2021)</w:t>
+      </w:r>
+      <w:r>
+        <w:t xml:space="preserve">.</w:t>
+      </w:r>
+      <w:r>
+        <w:t xml:space="preserve"> </w:t>
+      </w:r>
+      <w:r>
+        <w:t xml:space="preserve">Similar pattern is observed in Tahiti</w:t>
+      </w:r>
+      <w:r>
+        <w:t xml:space="preserve"> </w:t>
+      </w:r>
+      <w:r>
         <w:t xml:space="preserve">(Monnet et al. 1993)</w:t>
       </w:r>
       <w:r>
@@ -891,19 +903,37 @@
         <w:t xml:space="preserve"> </w:t>
       </w:r>
       <w:r>
-        <w:t xml:space="preserve">In total 69 sites from different habitat types ( Forest = , … rural or suburban = , .. Urban = ) were surveyed in valleys along an attitudinal gradients.</w:t>
-      </w:r>
-      <w:r>
-        <w:t xml:space="preserve"> </w:t>
-      </w:r>
-      <w:r>
-        <w:t xml:space="preserve">Stations recorded along the same valley’s gradient, so each gradient as staggering dates.</w:t>
-      </w:r>
-      <w:r>
-        <w:t xml:space="preserve"> </w:t>
-      </w:r>
-      <w:r>
-        <w:t xml:space="preserve">Acoustic recording units (ARUs) were programmed to record continuously and placed at 1,5 meters above the ground.Devices recorded for</w:t>
+        <w:t xml:space="preserve">In total, 69 sites from different habitat types ( Forest = , … rural or suburban = , .. Urban = ) were surveyed in valleys along an attitudinal gradients.</w:t>
+      </w:r>
+      <w:r>
+        <w:t xml:space="preserve"> </w:t>
+      </w:r>
+      <w:r>
+        <w:t xml:space="preserve">Stations recorded along the same valley’s gradient have staggering dates, except for</w:t>
+      </w:r>
+      <w:r>
+        <w:t xml:space="preserve"> </w:t>
+      </w:r>
+      <w:r>
+        <w:t xml:space="preserve">“O_Belvedere”</w:t>
+      </w:r>
+      <w:r>
+        <w:t xml:space="preserve"> </w:t>
+      </w:r>
+      <w:r>
+        <w:t xml:space="preserve">were additional recording were conducted.</w:t>
+      </w:r>
+      <w:r>
+        <w:t xml:space="preserve"> </w:t>
+      </w:r>
+      <w:r>
+        <w:t xml:space="preserve">Acoustic recording units (ARUs) were programmed to record continuously and placed at 1,5 meters above the ground.</w:t>
+      </w:r>
+      <w:r>
+        <w:t xml:space="preserve"> </w:t>
+      </w:r>
+      <w:r>
+        <w:t xml:space="preserve">Devices recorded for</w:t>
       </w:r>
       <w:r>
         <w:t xml:space="preserve"> </w:t>
@@ -989,7 +1019,7 @@
         <w:t xml:space="preserve"> </w:t>
       </w:r>
       <w:r>
-        <w:t xml:space="preserve">The use of several acoustic indices was prioritize as multi index analysis have been shown to be more effective than single index investigations</w:t>
+        <w:t xml:space="preserve">The use of several acoustic indices was prioritize as multi-index analysis have been shown to be more effective than single index investigations</w:t>
       </w:r>
       <w:r>
         <w:t xml:space="preserve"> </w:t>
@@ -1135,7 +1165,7 @@
         <w:t xml:space="preserve"> </w:t>
       </w:r>
       <w:r>
-        <w:t xml:space="preserve">Aural and visual acoustic identification were conducted from 06:00 am to 06:10 am in recordings free of rainfall or strong acoustic disturbance.</w:t>
+        <w:t xml:space="preserve">Identification were conducted from 06:00 am to 06:10 am in recordings free of rainfall or strong acoustic disturbance.</w:t>
       </w:r>
       <w:r>
         <w:t xml:space="preserve"> </w:t>
@@ -1156,10 +1186,13 @@
         <w:t xml:space="preserve">“…”</w:t>
       </w:r>
       <w:r>
-        <w:t xml:space="preserve"> </w:t>
-      </w:r>
-      <w:r>
-        <w:t xml:space="preserve">Native bird species monitored were</w:t>
+        <w:t xml:space="preserve">.</w:t>
+      </w:r>
+      <w:r>
+        <w:t xml:space="preserve"> </w:t>
+      </w:r>
+      <w:r>
+        <w:t xml:space="preserve">Native bird species were</w:t>
       </w:r>
       <w:r>
         <w:t xml:space="preserve"> </w:t>
@@ -1194,7 +1227,7 @@
         <w:t xml:space="preserve"> </w:t>
       </w:r>
       <w:r>
-        <w:t xml:space="preserve">The three bird assemblage metrics were modeled independently as responses variables using</w:t>
+        <w:t xml:space="preserve">Bird assemblage metrics were modeled independently as responses variables using</w:t>
       </w:r>
       <w:r>
         <w:t xml:space="preserve"> </w:t>
@@ -1337,7 +1370,7 @@
       </w:r>
     </w:p>
     <w:bookmarkEnd w:id="10"/>
-    <w:bookmarkStart w:id="109" w:name="bibliography"/>
+    <w:bookmarkStart w:id="107" w:name="bibliography"/>
     <w:p>
       <w:pPr>
         <w:pStyle w:val="Heading1"/>
@@ -1346,7 +1379,7 @@
         <w:t xml:space="preserve">References</w:t>
       </w:r>
     </w:p>
-    <w:bookmarkStart w:id="108" w:name="refs"/>
+    <w:bookmarkStart w:id="106" w:name="refs"/>
     <w:bookmarkStart w:id="12" w:name="ref-bellwood1978"/>
     <w:p>
       <w:pPr>
@@ -2558,92 +2591,43 @@
       </w:r>
     </w:p>
     <w:bookmarkEnd w:id="60"/>
-    <w:bookmarkStart w:id="62" w:name="ref-mcgill2006"/>
+    <w:bookmarkStart w:id="62" w:name="ref-medeiros2017"/>
     <w:p>
       <w:pPr>
         <w:pStyle w:val="Bibliography"/>
       </w:pPr>
       <w:r>
-        <w:t xml:space="preserve">McGill, Brian J., Brian J. Enquist, Evan Weiher, et Mark Westoby. 2006.</w:t>
-      </w:r>
-      <w:r>
-        <w:t xml:space="preserve"> </w:t>
-      </w:r>
-      <w:r>
-        <w:t xml:space="preserve">« Rebuilding community ecology from functional traits »</w:t>
-      </w:r>
-      <w:r>
-        <w:t xml:space="preserve">.</w:t>
-      </w:r>
-      <w:r>
-        <w:t xml:space="preserve"> </w:t>
-      </w:r>
-      <w:r>
-        <w:rPr>
-          <w:i/>
-          <w:iCs/>
-        </w:rPr>
-        <w:t xml:space="preserve">Trends in Ecology &amp; Evolution</w:t>
-      </w:r>
-      <w:r>
-        <w:t xml:space="preserve"> </w:t>
-      </w:r>
-      <w:r>
-        <w:t xml:space="preserve">21 (4): 178‑85.</w:t>
+        <w:t xml:space="preserve">Medeiros, Camila Ineu, Camila Both, Taran Grant, et Sandra Maria Hartz. 2017.</w:t>
+      </w:r>
+      <w:r>
+        <w:t xml:space="preserve"> </w:t>
+      </w:r>
+      <w:r>
+        <w:t xml:space="preserve">« Invasion of the Acoustic Niche: Variable Responses by Native Species to Invasive American Bullfrog Calls »</w:t>
+      </w:r>
+      <w:r>
+        <w:t xml:space="preserve">.</w:t>
+      </w:r>
+      <w:r>
+        <w:t xml:space="preserve"> </w:t>
+      </w:r>
+      <w:r>
+        <w:rPr>
+          <w:i/>
+          <w:iCs/>
+        </w:rPr>
+        <w:t xml:space="preserve">Biological Invasions</w:t>
+      </w:r>
+      <w:r>
+        <w:t xml:space="preserve"> </w:t>
+      </w:r>
+      <w:r>
+        <w:t xml:space="preserve">19 (2): 675‑90.</w:t>
       </w:r>
       <w:r>
         <w:t xml:space="preserve"> </w:t>
       </w:r>
       <w:hyperlink r:id="rId61">
-        <w:r>
-          <w:rPr>
-            <w:rStyle w:val="Hyperlink"/>
-          </w:rPr>
-          <w:t xml:space="preserve">https://doi.org/10.1016/j.tree.2006.02.002</w:t>
-        </w:r>
-      </w:hyperlink>
-      <w:r>
-        <w:t xml:space="preserve">.</w:t>
-      </w:r>
-    </w:p>
-    <w:bookmarkEnd w:id="62"/>
-    <w:bookmarkStart w:id="64" w:name="ref-medeiros2017"/>
-    <w:p>
-      <w:pPr>
-        <w:pStyle w:val="Bibliography"/>
-      </w:pPr>
-      <w:r>
-        <w:t xml:space="preserve">Medeiros, Camila Ineu, Camila Both, Taran Grant, et Sandra Maria Hartz. 2017.</w:t>
-      </w:r>
-      <w:r>
-        <w:t xml:space="preserve"> </w:t>
-      </w:r>
-      <w:r>
-        <w:t xml:space="preserve">« Invasion of the Acoustic Niche: Variable Responses by Native Species to Invasive American Bullfrog Calls »</w:t>
-      </w:r>
-      <w:r>
-        <w:t xml:space="preserve">.</w:t>
-      </w:r>
-      <w:r>
-        <w:t xml:space="preserve"> </w:t>
-      </w:r>
-      <w:r>
-        <w:rPr>
-          <w:i/>
-          <w:iCs/>
-        </w:rPr>
-        <w:t xml:space="preserve">Biological Invasions</w:t>
-      </w:r>
-      <w:r>
-        <w:t xml:space="preserve"> </w:t>
-      </w:r>
-      <w:r>
-        <w:t xml:space="preserve">19 (2): 675‑90.</w:t>
-      </w:r>
-      <w:r>
-        <w:t xml:space="preserve"> </w:t>
-      </w:r>
-      <w:hyperlink r:id="rId63">
         <w:r>
           <w:rPr>
             <w:rStyle w:val="Hyperlink"/>
@@ -2655,8 +2639,8 @@
         <w:t xml:space="preserve">.</w:t>
       </w:r>
     </w:p>
-    <w:bookmarkEnd w:id="64"/>
-    <w:bookmarkStart w:id="66" w:name="ref-merchant2015"/>
+    <w:bookmarkEnd w:id="62"/>
+    <w:bookmarkStart w:id="64" w:name="ref-merchant2015"/>
     <w:p>
       <w:pPr>
         <w:pStyle w:val="Bibliography"/>
@@ -2692,7 +2676,7 @@
       <w:r>
         <w:t xml:space="preserve"> </w:t>
       </w:r>
-      <w:hyperlink r:id="rId65">
+      <w:hyperlink r:id="rId63">
         <w:r>
           <w:rPr>
             <w:rStyle w:val="Hyperlink"/>
@@ -2704,8 +2688,8 @@
         <w:t xml:space="preserve">.</w:t>
       </w:r>
     </w:p>
-    <w:bookmarkEnd w:id="66"/>
-    <w:bookmarkStart w:id="68" w:name="ref-monnet1993"/>
+    <w:bookmarkEnd w:id="64"/>
+    <w:bookmarkStart w:id="66" w:name="ref-monnet1993"/>
     <w:p>
       <w:pPr>
         <w:pStyle w:val="Bibliography"/>
@@ -2741,7 +2725,7 @@
       <w:r>
         <w:t xml:space="preserve"> </w:t>
       </w:r>
-      <w:hyperlink r:id="rId67">
+      <w:hyperlink r:id="rId65">
         <w:r>
           <w:rPr>
             <w:rStyle w:val="Hyperlink"/>
@@ -2753,8 +2737,8 @@
         <w:t xml:space="preserve">.</w:t>
       </w:r>
     </w:p>
-    <w:bookmarkEnd w:id="68"/>
-    <w:bookmarkStart w:id="70" w:name="ref-pijanowski2011"/>
+    <w:bookmarkEnd w:id="66"/>
+    <w:bookmarkStart w:id="68" w:name="ref-pijanowski2011"/>
     <w:p>
       <w:pPr>
         <w:pStyle w:val="Bibliography"/>
@@ -2790,7 +2774,7 @@
       <w:r>
         <w:t xml:space="preserve"> </w:t>
       </w:r>
-      <w:hyperlink r:id="rId69">
+      <w:hyperlink r:id="rId67">
         <w:r>
           <w:rPr>
             <w:rStyle w:val="Hyperlink"/>
@@ -2802,8 +2786,8 @@
         <w:t xml:space="preserve">.</w:t>
       </w:r>
     </w:p>
-    <w:bookmarkEnd w:id="70"/>
-    <w:bookmarkStart w:id="72" w:name="ref-ribeiro2022"/>
+    <w:bookmarkEnd w:id="68"/>
+    <w:bookmarkStart w:id="70" w:name="ref-ribeiro2022"/>
     <w:p>
       <w:pPr>
         <w:pStyle w:val="Bibliography"/>
@@ -2839,7 +2823,7 @@
       <w:r>
         <w:t xml:space="preserve"> </w:t>
       </w:r>
-      <w:hyperlink r:id="rId71">
+      <w:hyperlink r:id="rId69">
         <w:r>
           <w:rPr>
             <w:rStyle w:val="Hyperlink"/>
@@ -2851,8 +2835,8 @@
         <w:t xml:space="preserve">.</w:t>
       </w:r>
     </w:p>
-    <w:bookmarkEnd w:id="72"/>
-    <w:bookmarkStart w:id="74" w:name="ref-robert2019"/>
+    <w:bookmarkEnd w:id="70"/>
+    <w:bookmarkStart w:id="72" w:name="ref-robert2019"/>
     <w:p>
       <w:pPr>
         <w:pStyle w:val="Bibliography"/>
@@ -2888,7 +2872,7 @@
       <w:r>
         <w:t xml:space="preserve"> </w:t>
       </w:r>
-      <w:hyperlink r:id="rId73">
+      <w:hyperlink r:id="rId71">
         <w:r>
           <w:rPr>
             <w:rStyle w:val="Hyperlink"/>
@@ -2900,8 +2884,8 @@
         <w:t xml:space="preserve">.</w:t>
       </w:r>
     </w:p>
-    <w:bookmarkEnd w:id="74"/>
-    <w:bookmarkStart w:id="76" w:name="ref-rogers2021"/>
+    <w:bookmarkEnd w:id="72"/>
+    <w:bookmarkStart w:id="74" w:name="ref-rogers2021"/>
     <w:p>
       <w:pPr>
         <w:pStyle w:val="Bibliography"/>
@@ -2937,7 +2921,7 @@
       <w:r>
         <w:t xml:space="preserve"> </w:t>
       </w:r>
-      <w:hyperlink r:id="rId75">
+      <w:hyperlink r:id="rId73">
         <w:r>
           <w:rPr>
             <w:rStyle w:val="Hyperlink"/>
@@ -2949,8 +2933,8 @@
         <w:t xml:space="preserve">.</w:t>
       </w:r>
     </w:p>
-    <w:bookmarkEnd w:id="76"/>
-    <w:bookmarkStart w:id="78" w:name="ref-rudge2026"/>
+    <w:bookmarkEnd w:id="74"/>
+    <w:bookmarkStart w:id="76" w:name="ref-rudge2026"/>
     <w:p>
       <w:pPr>
         <w:pStyle w:val="Bibliography"/>
@@ -2986,7 +2970,7 @@
       <w:r>
         <w:t xml:space="preserve"> </w:t>
       </w:r>
-      <w:hyperlink r:id="rId77">
+      <w:hyperlink r:id="rId75">
         <w:r>
           <w:rPr>
             <w:rStyle w:val="Hyperlink"/>
@@ -2998,8 +2982,8 @@
         <w:t xml:space="preserve">.</w:t>
       </w:r>
     </w:p>
-    <w:bookmarkEnd w:id="78"/>
-    <w:bookmarkStart w:id="80" w:name="ref-russell2019"/>
+    <w:bookmarkEnd w:id="76"/>
+    <w:bookmarkStart w:id="78" w:name="ref-russell2019"/>
     <w:p>
       <w:pPr>
         <w:pStyle w:val="Bibliography"/>
@@ -3035,7 +3019,7 @@
       <w:r>
         <w:t xml:space="preserve"> </w:t>
       </w:r>
-      <w:hyperlink r:id="rId79">
+      <w:hyperlink r:id="rId77">
         <w:r>
           <w:rPr>
             <w:rStyle w:val="Hyperlink"/>
@@ -3047,8 +3031,8 @@
         <w:t xml:space="preserve">.</w:t>
       </w:r>
     </w:p>
-    <w:bookmarkEnd w:id="80"/>
-    <w:bookmarkStart w:id="82" w:name="ref-sánchez-giraldo2021"/>
+    <w:bookmarkEnd w:id="78"/>
+    <w:bookmarkStart w:id="80" w:name="ref-sánchez-giraldo2021"/>
     <w:p>
       <w:pPr>
         <w:pStyle w:val="Bibliography"/>
@@ -3084,7 +3068,7 @@
       <w:r>
         <w:t xml:space="preserve"> </w:t>
       </w:r>
-      <w:hyperlink r:id="rId81">
+      <w:hyperlink r:id="rId79">
         <w:r>
           <w:rPr>
             <w:rStyle w:val="Hyperlink"/>
@@ -3096,8 +3080,8 @@
         <w:t xml:space="preserve">.</w:t>
       </w:r>
     </w:p>
-    <w:bookmarkEnd w:id="82"/>
-    <w:bookmarkStart w:id="84" w:name="ref-sax2007"/>
+    <w:bookmarkEnd w:id="80"/>
+    <w:bookmarkStart w:id="82" w:name="ref-sax2007"/>
     <w:p>
       <w:pPr>
         <w:pStyle w:val="Bibliography"/>
@@ -3133,7 +3117,7 @@
       <w:r>
         <w:t xml:space="preserve"> </w:t>
       </w:r>
-      <w:hyperlink r:id="rId83">
+      <w:hyperlink r:id="rId81">
         <w:r>
           <w:rPr>
             <w:rStyle w:val="Hyperlink"/>
@@ -3145,8 +3129,8 @@
         <w:t xml:space="preserve">.</w:t>
       </w:r>
     </w:p>
-    <w:bookmarkEnd w:id="84"/>
-    <w:bookmarkStart w:id="86" w:name="ref-sayol2021"/>
+    <w:bookmarkEnd w:id="82"/>
+    <w:bookmarkStart w:id="84" w:name="ref-sayol2021"/>
     <w:p>
       <w:pPr>
         <w:pStyle w:val="Bibliography"/>
@@ -3182,7 +3166,7 @@
       <w:r>
         <w:t xml:space="preserve"> </w:t>
       </w:r>
-      <w:hyperlink r:id="rId85">
+      <w:hyperlink r:id="rId83">
         <w:r>
           <w:rPr>
             <w:rStyle w:val="Hyperlink"/>
@@ -3194,8 +3178,8 @@
         <w:t xml:space="preserve">.</w:t>
       </w:r>
     </w:p>
-    <w:bookmarkEnd w:id="86"/>
-    <w:bookmarkStart w:id="88" w:name="ref-seebens2017"/>
+    <w:bookmarkEnd w:id="84"/>
+    <w:bookmarkStart w:id="86" w:name="ref-seebens2017"/>
     <w:p>
       <w:pPr>
         <w:pStyle w:val="Bibliography"/>
@@ -3231,7 +3215,7 @@
       <w:r>
         <w:t xml:space="preserve"> </w:t>
       </w:r>
-      <w:hyperlink r:id="rId87">
+      <w:hyperlink r:id="rId85">
         <w:r>
           <w:rPr>
             <w:rStyle w:val="Hyperlink"/>
@@ -3243,8 +3227,8 @@
         <w:t xml:space="preserve">.</w:t>
       </w:r>
     </w:p>
-    <w:bookmarkEnd w:id="88"/>
-    <w:bookmarkStart w:id="90" w:name="ref-shannon2016"/>
+    <w:bookmarkEnd w:id="86"/>
+    <w:bookmarkStart w:id="88" w:name="ref-shannon2016"/>
     <w:p>
       <w:pPr>
         <w:pStyle w:val="Bibliography"/>
@@ -3280,7 +3264,7 @@
       <w:r>
         <w:t xml:space="preserve"> </w:t>
       </w:r>
-      <w:hyperlink r:id="rId89">
+      <w:hyperlink r:id="rId87">
         <w:r>
           <w:rPr>
             <w:rStyle w:val="Hyperlink"/>
@@ -3292,8 +3276,8 @@
         <w:t xml:space="preserve">.</w:t>
       </w:r>
     </w:p>
-    <w:bookmarkEnd w:id="90"/>
-    <w:bookmarkStart w:id="92" w:name="ref-soares2021"/>
+    <w:bookmarkEnd w:id="88"/>
+    <w:bookmarkStart w:id="90" w:name="ref-soares2021"/>
     <w:p>
       <w:pPr>
         <w:pStyle w:val="Bibliography"/>
@@ -3335,7 +3319,7 @@
       <w:r>
         <w:t xml:space="preserve"> </w:t>
       </w:r>
-      <w:hyperlink r:id="rId91">
+      <w:hyperlink r:id="rId89">
         <w:r>
           <w:rPr>
             <w:rStyle w:val="Hyperlink"/>
@@ -3347,8 +3331,8 @@
         <w:t xml:space="preserve">.</w:t>
       </w:r>
     </w:p>
-    <w:bookmarkEnd w:id="92"/>
-    <w:bookmarkStart w:id="94" w:name="ref-soares2022"/>
+    <w:bookmarkEnd w:id="90"/>
+    <w:bookmarkStart w:id="92" w:name="ref-soares2022"/>
     <w:p>
       <w:pPr>
         <w:pStyle w:val="Bibliography"/>
@@ -3384,7 +3368,7 @@
       <w:r>
         <w:t xml:space="preserve"> </w:t>
       </w:r>
-      <w:hyperlink r:id="rId93">
+      <w:hyperlink r:id="rId91">
         <w:r>
           <w:rPr>
             <w:rStyle w:val="Hyperlink"/>
@@ -3396,8 +3380,8 @@
         <w:t xml:space="preserve">.</w:t>
       </w:r>
     </w:p>
-    <w:bookmarkEnd w:id="94"/>
-    <w:bookmarkStart w:id="96" w:name="ref-sobral2016"/>
+    <w:bookmarkEnd w:id="92"/>
+    <w:bookmarkStart w:id="94" w:name="ref-sobral2016"/>
     <w:p>
       <w:pPr>
         <w:pStyle w:val="Bibliography"/>
@@ -3433,7 +3417,7 @@
       <w:r>
         <w:t xml:space="preserve"> </w:t>
       </w:r>
-      <w:hyperlink r:id="rId95">
+      <w:hyperlink r:id="rId93">
         <w:r>
           <w:rPr>
             <w:rStyle w:val="Hyperlink"/>
@@ -3445,8 +3429,8 @@
         <w:t xml:space="preserve">.</w:t>
       </w:r>
     </w:p>
-    <w:bookmarkEnd w:id="96"/>
-    <w:bookmarkStart w:id="98" w:name="ref-spatz2017"/>
+    <w:bookmarkEnd w:id="94"/>
+    <w:bookmarkStart w:id="96" w:name="ref-spatz2017"/>
     <w:p>
       <w:pPr>
         <w:pStyle w:val="Bibliography"/>
@@ -3482,7 +3466,7 @@
       <w:r>
         <w:t xml:space="preserve"> </w:t>
       </w:r>
-      <w:hyperlink r:id="rId97">
+      <w:hyperlink r:id="rId95">
         <w:r>
           <w:rPr>
             <w:rStyle w:val="Hyperlink"/>
@@ -3494,8 +3478,8 @@
         <w:t xml:space="preserve">.</w:t>
       </w:r>
     </w:p>
-    <w:bookmarkEnd w:id="98"/>
-    <w:bookmarkStart w:id="100" w:name="ref-steadman1995"/>
+    <w:bookmarkEnd w:id="96"/>
+    <w:bookmarkStart w:id="98" w:name="ref-steadman1995"/>
     <w:p>
       <w:pPr>
         <w:pStyle w:val="Bibliography"/>
@@ -3531,7 +3515,7 @@
       <w:r>
         <w:t xml:space="preserve"> </w:t>
       </w:r>
-      <w:hyperlink r:id="rId99">
+      <w:hyperlink r:id="rId97">
         <w:r>
           <w:rPr>
             <w:rStyle w:val="Hyperlink"/>
@@ -3543,8 +3527,8 @@
         <w:t xml:space="preserve">.</w:t>
       </w:r>
     </w:p>
-    <w:bookmarkEnd w:id="100"/>
-    <w:bookmarkStart w:id="101" w:name="ref-thibault2017"/>
+    <w:bookmarkEnd w:id="98"/>
+    <w:bookmarkStart w:id="99" w:name="ref-thibault2017"/>
     <w:p>
       <w:pPr>
         <w:pStyle w:val="Bibliography"/>
@@ -3566,8 +3550,8 @@
         <w:t xml:space="preserve">.</w:t>
       </w:r>
     </w:p>
-    <w:bookmarkEnd w:id="101"/>
-    <w:bookmarkStart w:id="103" w:name="ref-towsey2014"/>
+    <w:bookmarkEnd w:id="99"/>
+    <w:bookmarkStart w:id="101" w:name="ref-towsey2014"/>
     <w:p>
       <w:pPr>
         <w:pStyle w:val="Bibliography"/>
@@ -3600,7 +3584,7 @@
       <w:r>
         <w:t xml:space="preserve"> </w:t>
       </w:r>
-      <w:hyperlink r:id="rId102">
+      <w:hyperlink r:id="rId100">
         <w:r>
           <w:rPr>
             <w:rStyle w:val="Hyperlink"/>
@@ -3612,8 +3596,8 @@
         <w:t xml:space="preserve">.</w:t>
       </w:r>
     </w:p>
-    <w:bookmarkEnd w:id="103"/>
-    <w:bookmarkStart w:id="105" w:name="ref-villanueva-rivera2011"/>
+    <w:bookmarkEnd w:id="101"/>
+    <w:bookmarkStart w:id="103" w:name="ref-villanueva-rivera2011"/>
     <w:p>
       <w:pPr>
         <w:pStyle w:val="Bibliography"/>
@@ -3649,7 +3633,7 @@
       <w:r>
         <w:t xml:space="preserve"> </w:t>
       </w:r>
-      <w:hyperlink r:id="rId104">
+      <w:hyperlink r:id="rId102">
         <w:r>
           <w:rPr>
             <w:rStyle w:val="Hyperlink"/>
@@ -3661,8 +3645,8 @@
         <w:t xml:space="preserve">.</w:t>
       </w:r>
     </w:p>
-    <w:bookmarkEnd w:id="105"/>
-    <w:bookmarkStart w:id="107" w:name="ref-whittaker2017"/>
+    <w:bookmarkEnd w:id="103"/>
+    <w:bookmarkStart w:id="105" w:name="ref-whittaker2017"/>
     <w:p>
       <w:pPr>
         <w:pStyle w:val="Bibliography"/>
@@ -3704,7 +3688,7 @@
       <w:r>
         <w:t xml:space="preserve"> </w:t>
       </w:r>
-      <w:hyperlink r:id="rId106">
+      <w:hyperlink r:id="rId104">
         <w:r>
           <w:rPr>
             <w:rStyle w:val="Hyperlink"/>
@@ -3716,9 +3700,9 @@
         <w:t xml:space="preserve">.</w:t>
       </w:r>
     </w:p>
+    <w:bookmarkEnd w:id="105"/>
+    <w:bookmarkEnd w:id="106"/>
     <w:bookmarkEnd w:id="107"/>
-    <w:bookmarkEnd w:id="108"/>
-    <w:bookmarkEnd w:id="109"/>
     <w:sectPr>
       <w:footnotePr>
         <w:numRestart w:val="eachSect"/>
